--- a/_Мастер/Единые_показатели_v2.docx
+++ b/_Мастер/Единые_показатели_v2.docx
@@ -199,7 +199,7 @@
               <w:rPr>
                 <w:sz w:val="17"/>
               </w:rPr>
-              <w:t>14,50%</w:t>
+              <w:t>14,00%</w:t>
             </w:r>
           </w:p>
         </w:tc>
@@ -217,7 +217,7 @@
               <w:rPr>
                 <w:sz w:val="17"/>
               </w:rPr>
-              <w:t>24.04.2026</w:t>
+              <w:t>07.09.2026</w:t>
             </w:r>
           </w:p>
         </w:tc>
@@ -571,7 +571,7 @@
           <w:i/>
           <w:color w:val="444444"/>
         </w:rPr>
-        <w:t>Блок зафиксирован на май 2026 года. Перед переговорами обновить.</w:t>
+        <w:t>Ключевая ставка обновлена на дату свода. Доходность ОФЗ и курс зафиксированы на май 2026 года — перед переговорами обновить.</w:t>
       </w:r>
     </w:p>
     <w:p>
@@ -3158,7 +3158,7 @@
               <w:rPr>
                 <w:sz w:val="17"/>
               </w:rPr>
-              <w:t>$15 млн</w:t>
+              <w:t>$25 млн</w:t>
             </w:r>
           </w:p>
         </w:tc>
@@ -3176,7 +3176,7 @@
               <w:rPr>
                 <w:sz w:val="17"/>
               </w:rPr>
-              <w:t>1 073 млн ₽</w:t>
+              <w:t>1 800 млн ₽</w:t>
             </w:r>
           </w:p>
         </w:tc>
@@ -3214,7 +3214,7 @@
               <w:rPr>
                 <w:sz w:val="17"/>
               </w:rPr>
-              <w:t>$263 млн</w:t>
+              <w:t>$273 млн</w:t>
             </w:r>
           </w:p>
         </w:tc>
@@ -3232,7 +3232,7 @@
               <w:rPr>
                 <w:sz w:val="17"/>
               </w:rPr>
-              <w:t>18,81 млрд ₽</w:t>
+              <w:t>19,54 млрд ₽</w:t>
             </w:r>
           </w:p>
         </w:tc>
@@ -3270,7 +3270,7 @@
               <w:rPr>
                 <w:sz w:val="17"/>
               </w:rPr>
-              <w:t>5,70%</w:t>
+              <w:t>9,21%</w:t>
             </w:r>
           </w:p>
         </w:tc>
@@ -3288,7 +3288,7 @@
               <w:rPr>
                 <w:sz w:val="17"/>
               </w:rPr>
-              <w:t>5,70%</w:t>
+              <w:t>9,21%</w:t>
             </w:r>
           </w:p>
         </w:tc>
@@ -3311,10 +3311,10 @@
         <w:rPr>
           <w:b/>
         </w:rPr>
-        <w:t>Заявленного раунда не хватает:</w:t>
+        <w:t>Раунд покрывает потребность:</w:t>
       </w:r>
       <w:r>
-        <w:t xml:space="preserve"> пик потребности 1 701 млн ₽ против раунда 1 073 млн ₽. Рекомендуемый размер — около 1,8 млрд ₽. При задержке запуска на год потребность составит 3 438 млн ₽.</w:t>
+        <w:t xml:space="preserve"> пик 1 701 млн ₽ против раунда 1 800 млн ₽, запас 99 млн ₽. При задержке запуска на год потребность составит 3 438 млн ₽ — запаса не хватит.</w:t>
       </w:r>
     </w:p>
     <w:p>
@@ -3411,7 +3411,7 @@
               <w:rPr>
                 <w:sz w:val="17"/>
               </w:rPr>
-              <w:t>1 073 млн ₽</w:t>
+              <w:t>1 800 млн ₽</w:t>
             </w:r>
           </w:p>
         </w:tc>
@@ -3449,7 +3449,7 @@
               <w:rPr>
                 <w:sz w:val="17"/>
               </w:rPr>
-              <w:t>5,70%</w:t>
+              <w:t>9,21%</w:t>
             </w:r>
           </w:p>
         </w:tc>
@@ -3525,7 +3525,7 @@
               <w:rPr>
                 <w:sz w:val="17"/>
               </w:rPr>
-              <w:t>19,1×</w:t>
+              <w:t>18,4×</w:t>
             </w:r>
           </w:p>
         </w:tc>
@@ -3563,7 +3563,7 @@
               <w:rPr>
                 <w:sz w:val="17"/>
               </w:rPr>
-              <w:t>52,4%</w:t>
+              <w:t>51,6%</w:t>
             </w:r>
           </w:p>
         </w:tc>
